--- a/04-Completed-Tech-Tools-Declaration/Completed-Tech-Tools-Declaration.docx
+++ b/04-Completed-Tech-Tools-Declaration/Completed-Tech-Tools-Declaration.docx
@@ -1028,25 +1028,7 @@
               <w:spacing w:after="20" w:line="247" w:lineRule="auto"/>
             </w:pPr>
             <w:r>
-              <w:rPr>
-                <w:rFonts w:ascii="Aptos" w:hAnsi="Aptos"/>
-                <w:sz w:val="17"/>
-              </w:rPr>
-              <w:t xml:space="preserve">Used during project prototyping/development. Proof is to be uploaded by the team in </w:t>
-            </w:r>
-            <w:r>
-              <w:rPr>
-                <w:rFonts w:ascii="Aptos" w:hAnsi="Aptos"/>
-                <w:sz w:val="17"/>
-              </w:rPr>
-              <w:t>submission/evidence/replit/</w:t>
-            </w:r>
-            <w:r>
-              <w:rPr>
-                <w:rFonts w:ascii="Aptos" w:hAnsi="Aptos"/>
-                <w:sz w:val="17"/>
-              </w:rPr>
-              <w:t>. No Replit secret or credential is included in this repository.</w:t>
+              <w:t>Used during project prototyping/development. Proof is to be uploaded by the team in 01-Replit-Utilization-Proof/. No Replit secret or credential is included in this repository.</w:t>
             </w:r>
           </w:p>
         </w:tc>
@@ -1267,25 +1249,7 @@
               <w:spacing w:after="20" w:line="247" w:lineRule="auto"/>
             </w:pPr>
             <w:r>
-              <w:rPr>
-                <w:rFonts w:ascii="Aptos" w:hAnsi="Aptos"/>
-                <w:sz w:val="17"/>
-              </w:rPr>
-              <w:t xml:space="preserve">This is marked not applicable based on available project records. If the team separately used RunPod for development or model work, update this row and place non-sensitive proof in </w:t>
-            </w:r>
-            <w:r>
-              <w:rPr>
-                <w:rFonts w:ascii="Aptos" w:hAnsi="Aptos"/>
-                <w:sz w:val="17"/>
-              </w:rPr>
-              <w:t>submission/evidence/runpod/</w:t>
-            </w:r>
-            <w:r>
-              <w:rPr>
-                <w:rFonts w:ascii="Aptos" w:hAnsi="Aptos"/>
-                <w:sz w:val="17"/>
-              </w:rPr>
-              <w:t>.</w:t>
+              <w:t>This is marked not applicable based on available project records. If the team separately used RunPod for development or model work, update this row and place non-sensitive proof in 02-RunPod-Utilization-Proof/.</w:t>
             </w:r>
           </w:p>
         </w:tc>
@@ -1603,14 +1567,7 @@
         <w:pStyle w:val="ListBullet"/>
       </w:pPr>
       <w:r>
-        <w:t xml:space="preserve">Replit utilization evidence: </w:t>
-      </w:r>
-      <w:r>
-        <w:rPr>
-          <w:rFonts w:ascii="Consolas" w:hAnsi="Consolas"/>
-          <w:sz w:val="18"/>
-        </w:rPr>
-        <w:t>submission/evidence/replit/</w:t>
+        <w:t>Replit utilization evidence: 01-Replit-Utilization-Proof/</w:t>
       </w:r>
     </w:p>
     <w:p>
@@ -1618,14 +1575,7 @@
         <w:pStyle w:val="ListBullet"/>
       </w:pPr>
       <w:r>
-        <w:t xml:space="preserve">RunPod utilization evidence, if applicable: </w:t>
-      </w:r>
-      <w:r>
-        <w:rPr>
-          <w:rFonts w:ascii="Consolas" w:hAnsi="Consolas"/>
-          <w:sz w:val="18"/>
-        </w:rPr>
-        <w:t>submission/evidence/runpod/</w:t>
+        <w:t>RunPod utilization evidence, if applicable: 02-RunPod-Utilization-Proof/</w:t>
       </w:r>
     </w:p>
     <w:p>
@@ -1633,17 +1583,7 @@
         <w:pStyle w:val="ListBullet"/>
       </w:pPr>
       <w:r>
-        <w:t xml:space="preserve">Public demo URL: </w:t>
-      </w:r>
-      <w:r>
-        <w:rPr>
-          <w:rFonts w:ascii="Consolas" w:hAnsi="Consolas"/>
-          <w:sz w:val="18"/>
-        </w:rPr>
-        <w:t>submission/demo/youtube-demo-link.txt</w:t>
-      </w:r>
-      <w:r>
-        <w:t xml:space="preserve"> (paste the YouTube URL after uploading the video)</w:t>
+        <w:t>Public demo URL: 06-YouTube-Product-Demo/youtube-demo-link.txt (paste the YouTube URL after uploading the video)</w:t>
       </w:r>
     </w:p>
     <w:sectPr>
